--- a/Observation Programs/week5/DigitalWallet.docx
+++ b/Observation Programs/week5/DigitalWallet.docx
@@ -4,69 +4,123 @@
   <w:body>
     <w:p>
       <w:r>
-        <w:t> Objective / Aim</w:t>
-      </w:r>
-      <w:r>
-        <w:t>:</w:t>
-      </w:r>
-      <w:r>
+        <w:rPr>
+          <w:b/>
+          <w:bCs/>
+        </w:rPr>
+        <w:t>  Aim:</w:t>
+      </w:r>
+      <w:r>
+        <w:rPr>
+          <w:b/>
+          <w:bCs/>
+        </w:rPr>
         <w:br/>
       </w:r>
       <w:r>
         <w:br/>
-        <w:t>To design and implement a in Java using , simulating real-world digital payment operations such as wallet creation, money addition, UPI payments, balance checking, and transaction validation.</w:t>
-      </w:r>
-    </w:p>
-    <w:p>
-      <w:r>
+        <w:t xml:space="preserve">To design and implement </w:t>
+      </w:r>
+      <w:proofErr w:type="gramStart"/>
+      <w:r>
+        <w:t>a</w:t>
+      </w:r>
+      <w:proofErr w:type="gramEnd"/>
+      <w:r>
+        <w:t xml:space="preserve"> in Java </w:t>
+      </w:r>
+      <w:proofErr w:type="gramStart"/>
+      <w:r>
+        <w:t>using ,</w:t>
+      </w:r>
+      <w:proofErr w:type="gramEnd"/>
+      <w:r>
+        <w:t xml:space="preserve"> simulating real-world digital payment operations such as wallet creation, money addition, UPI payments, balance checking, and transaction validation.</w:t>
+      </w:r>
+    </w:p>
+    <w:p>
+      <w:pPr>
+        <w:rPr>
+          <w:b/>
+          <w:bCs/>
+        </w:rPr>
+      </w:pPr>
+      <w:r>
+        <w:rPr>
+          <w:b/>
+          <w:bCs/>
+        </w:rPr>
         <w:t>Algorithm:</w:t>
       </w:r>
     </w:p>
     <w:p>
       <w:r>
-        <w:t>1.</w:t>
-      </w:r>
-      <w:r>
-        <w:t>Start the program.</w:t>
-      </w:r>
-    </w:p>
-    <w:p>
-      <w:r>
-        <w:t>2.</w:t>
-      </w:r>
-      <w:r>
-        <w:t>Create an interface named PaymentService and declare the methods pay() and checkBalance().</w:t>
-      </w:r>
-    </w:p>
-    <w:p>
-      <w:r>
-        <w:t>3.</w:t>
-      </w:r>
-      <w:r>
-        <w:t>Create three custom exceptions:</w:t>
-      </w:r>
-    </w:p>
-    <w:p>
+        <w:t>1.Start the program.</w:t>
+      </w:r>
+    </w:p>
+    <w:p>
+      <w:r>
+        <w:t xml:space="preserve">2.Create an interface named </w:t>
+      </w:r>
+      <w:proofErr w:type="spellStart"/>
+      <w:r>
+        <w:t>PaymentService</w:t>
+      </w:r>
+      <w:proofErr w:type="spellEnd"/>
+      <w:r>
+        <w:t xml:space="preserve"> and declare the methods </w:t>
+      </w:r>
+      <w:proofErr w:type="gramStart"/>
+      <w:r>
+        <w:t>pay(</w:t>
+      </w:r>
+      <w:proofErr w:type="gramEnd"/>
+      <w:r>
+        <w:t xml:space="preserve">) and </w:t>
+      </w:r>
+      <w:proofErr w:type="spellStart"/>
+      <w:proofErr w:type="gramStart"/>
+      <w:r>
+        <w:t>checkBalance</w:t>
+      </w:r>
+      <w:proofErr w:type="spellEnd"/>
+      <w:r>
+        <w:t>(</w:t>
+      </w:r>
+      <w:proofErr w:type="gramEnd"/>
+      <w:r>
+        <w:t>).</w:t>
+      </w:r>
+    </w:p>
+    <w:p>
+      <w:r>
+        <w:t>3.Create three custom exceptions:</w:t>
+      </w:r>
+    </w:p>
+    <w:p>
+      <w:proofErr w:type="spellStart"/>
       <w:r>
         <w:t>InsufficientBalanceException</w:t>
       </w:r>
-    </w:p>
-    <w:p>
+      <w:proofErr w:type="spellEnd"/>
+    </w:p>
+    <w:p>
+      <w:proofErr w:type="spellStart"/>
       <w:r>
         <w:t>InvalidUPIException</w:t>
       </w:r>
-    </w:p>
-    <w:p>
+      <w:proofErr w:type="spellEnd"/>
+    </w:p>
+    <w:p>
+      <w:proofErr w:type="spellStart"/>
       <w:r>
         <w:t>InvalidAmountException</w:t>
       </w:r>
-    </w:p>
-    <w:p>
-      <w:r>
-        <w:t>4.</w:t>
-      </w:r>
-      <w:r>
-        <w:t>Create a Wallet class with private data members:</w:t>
+      <w:proofErr w:type="spellEnd"/>
+    </w:p>
+    <w:p>
+      <w:r>
+        <w:t>4.Create a Wallet class with private data members:</w:t>
       </w:r>
     </w:p>
     <w:p>
@@ -91,104 +145,189 @@
     </w:p>
     <w:p>
       <w:r>
-        <w:t>5.</w:t>
-      </w:r>
-      <w:r>
-        <w:t>Create a constructor in the Wallet class to initialize the wallet details.</w:t>
-      </w:r>
-    </w:p>
-    <w:p>
-      <w:r>
-        <w:t>6.</w:t>
-      </w:r>
-      <w:r>
-        <w:t>Define addMoney() to add money to the wallet and reject zero or negative amounts.</w:t>
-      </w:r>
-    </w:p>
-    <w:p>
-      <w:r>
-        <w:t>7.</w:t>
-      </w:r>
-      <w:r>
-        <w:t>Define getBalance() to return the available wallet balance and displayWalletDetails() to display wallet information.</w:t>
-      </w:r>
-    </w:p>
-    <w:p>
-      <w:r>
-        <w:t>8.</w:t>
-      </w:r>
-      <w:r>
-        <w:t>Create an UPIPayment class that implements the PaymentService interface.</w:t>
-      </w:r>
-    </w:p>
-    <w:p>
-      <w:r>
-        <w:t>9.</w:t>
-      </w:r>
-      <w:r>
-        <w:t>Associate a Wallet object with the UPIPayment object.</w:t>
-      </w:r>
-    </w:p>
-    <w:p>
-      <w:r>
-        <w:t>10.</w:t>
-      </w:r>
-      <w:r>
-        <w:t>In the pay() method, validate the UPI ID using String operations. If the UPI ID is invalid, throw InvalidUPIException.</w:t>
-      </w:r>
-    </w:p>
-    <w:p>
-      <w:r>
-        <w:t>11.</w:t>
-      </w:r>
-      <w:r>
-        <w:t>Validate the payment amount. If the amount is zero or negative, throw InvalidAmountException.</w:t>
-      </w:r>
-    </w:p>
-    <w:p>
-      <w:r>
-        <w:t>12.</w:t>
-      </w:r>
-      <w:r>
-        <w:t>Check whether sufficient balance is available. If not, throw InsufficientBalanceException.</w:t>
+        <w:t>5.Create a constructor in the Wallet class to initialize the wallet details.</w:t>
+      </w:r>
+    </w:p>
+    <w:p>
+      <w:r>
+        <w:t xml:space="preserve">6.Define </w:t>
+      </w:r>
+      <w:proofErr w:type="spellStart"/>
+      <w:proofErr w:type="gramStart"/>
+      <w:r>
+        <w:t>addMoney</w:t>
+      </w:r>
+      <w:proofErr w:type="spellEnd"/>
+      <w:r>
+        <w:t>(</w:t>
+      </w:r>
+      <w:proofErr w:type="gramEnd"/>
+      <w:r>
+        <w:t>) to add money to the wallet and reject zero or negative amounts.</w:t>
+      </w:r>
+    </w:p>
+    <w:p>
+      <w:r>
+        <w:t xml:space="preserve">7.Define </w:t>
+      </w:r>
+      <w:proofErr w:type="spellStart"/>
+      <w:proofErr w:type="gramStart"/>
+      <w:r>
+        <w:t>getBalance</w:t>
+      </w:r>
+      <w:proofErr w:type="spellEnd"/>
+      <w:r>
+        <w:t>(</w:t>
+      </w:r>
+      <w:proofErr w:type="gramEnd"/>
+      <w:r>
+        <w:t xml:space="preserve">) to return the available wallet balance and </w:t>
+      </w:r>
+      <w:proofErr w:type="spellStart"/>
+      <w:proofErr w:type="gramStart"/>
+      <w:r>
+        <w:t>displayWalletDetails</w:t>
+      </w:r>
+      <w:proofErr w:type="spellEnd"/>
+      <w:r>
+        <w:t>(</w:t>
+      </w:r>
+      <w:proofErr w:type="gramEnd"/>
+      <w:r>
+        <w:t>) to display wallet information.</w:t>
+      </w:r>
+    </w:p>
+    <w:p>
+      <w:r>
+        <w:t xml:space="preserve">8.Create an </w:t>
+      </w:r>
+      <w:proofErr w:type="spellStart"/>
+      <w:r>
+        <w:t>UPIPayment</w:t>
+      </w:r>
+      <w:proofErr w:type="spellEnd"/>
+      <w:r>
+        <w:t xml:space="preserve"> class that implements the </w:t>
+      </w:r>
+      <w:proofErr w:type="spellStart"/>
+      <w:r>
+        <w:t>PaymentService</w:t>
+      </w:r>
+      <w:proofErr w:type="spellEnd"/>
+      <w:r>
+        <w:t xml:space="preserve"> interface.</w:t>
+      </w:r>
+    </w:p>
+    <w:p>
+      <w:r>
+        <w:t xml:space="preserve">9.Associate a Wallet object with the </w:t>
+      </w:r>
+      <w:proofErr w:type="spellStart"/>
+      <w:r>
+        <w:t>UPIPayment</w:t>
+      </w:r>
+      <w:proofErr w:type="spellEnd"/>
+      <w:r>
+        <w:t xml:space="preserve"> object.</w:t>
+      </w:r>
+    </w:p>
+    <w:p>
+      <w:r>
+        <w:t xml:space="preserve">10.In the </w:t>
+      </w:r>
+      <w:proofErr w:type="gramStart"/>
+      <w:r>
+        <w:t>pay(</w:t>
+      </w:r>
+      <w:proofErr w:type="gramEnd"/>
+      <w:r>
+        <w:t xml:space="preserve">) method, validate the UPI ID using String operations. If the UPI ID is invalid, throw </w:t>
+      </w:r>
+      <w:proofErr w:type="spellStart"/>
+      <w:r>
+        <w:t>InvalidUPIException</w:t>
+      </w:r>
+      <w:proofErr w:type="spellEnd"/>
+      <w:r>
+        <w:t>.</w:t>
+      </w:r>
+    </w:p>
+    <w:p>
+      <w:r>
+        <w:t xml:space="preserve">11.Validate the payment amount. If the amount is zero or negative, throw </w:t>
+      </w:r>
+      <w:proofErr w:type="spellStart"/>
+      <w:r>
+        <w:t>InvalidAmountException</w:t>
+      </w:r>
+      <w:proofErr w:type="spellEnd"/>
+      <w:r>
+        <w:t>.</w:t>
+      </w:r>
+    </w:p>
+    <w:p>
+      <w:r>
+        <w:t xml:space="preserve">12.Check whether sufficient balance is available. If not, throw </w:t>
+      </w:r>
+      <w:proofErr w:type="spellStart"/>
+      <w:r>
+        <w:t>InsufficientBalanceException</w:t>
+      </w:r>
+      <w:proofErr w:type="spellEnd"/>
+      <w:r>
+        <w:t>.</w:t>
       </w:r>
     </w:p>
     <w:p>
       <w:r>
         <w:lastRenderedPageBreak/>
-        <w:t>13.</w:t>
-      </w:r>
-      <w:r>
-        <w:t>If all validations are successful, deduct the payment amount from the wallet balance and display the payment success message.</w:t>
-      </w:r>
-    </w:p>
-    <w:p>
-      <w:r>
-        <w:t>14.</w:t>
-      </w:r>
-      <w:r>
-        <w:t>Use try-catch-finally blocks to handle the transaction exceptions and display the transaction status.</w:t>
-      </w:r>
-    </w:p>
-    <w:p>
-      <w:r>
-        <w:t>15.</w:t>
-      </w:r>
-      <w:r>
-        <w:t>Check and display the final wallet details and balance.</w:t>
-      </w:r>
-    </w:p>
-    <w:p>
-      <w:r>
-        <w:t>16.</w:t>
-      </w:r>
-      <w:r>
-        <w:t>Stop the program.</w:t>
-      </w:r>
-    </w:p>
-    <w:p>
-      <w:r>
-        <w:t>Unified Modeling Language Diagram:</w:t>
+        <w:t>13.If all validations are successful, deduct the payment amount from the wallet balance and display the payment success message.</w:t>
+      </w:r>
+    </w:p>
+    <w:p>
+      <w:r>
+        <w:t>14.Use try-catch-finally blocks to handle the transaction exceptions and display the transaction status.</w:t>
+      </w:r>
+    </w:p>
+    <w:p>
+      <w:r>
+        <w:t>15.Check and display the final wallet details and balance.</w:t>
+      </w:r>
+    </w:p>
+    <w:p>
+      <w:r>
+        <w:t>16.Stop the program.</w:t>
+      </w:r>
+    </w:p>
+    <w:p>
+      <w:pPr>
+        <w:rPr>
+          <w:b/>
+          <w:bCs/>
+        </w:rPr>
+      </w:pPr>
+      <w:proofErr w:type="spellStart"/>
+      <w:r>
+        <w:rPr>
+          <w:b/>
+          <w:bCs/>
+        </w:rPr>
+        <w:t>U</w:t>
+      </w:r>
+      <w:r>
+        <w:rPr>
+          <w:b/>
+          <w:bCs/>
+        </w:rPr>
+        <w:t>ml</w:t>
+      </w:r>
+      <w:proofErr w:type="spellEnd"/>
+      <w:r>
+        <w:rPr>
+          <w:b/>
+          <w:bCs/>
+        </w:rPr>
+        <w:t xml:space="preserve"> Diagram:</w:t>
       </w:r>
     </w:p>
     <w:p>
@@ -198,7 +337,15 @@
     </w:p>
     <w:p>
       <w:r>
-        <w:t xml:space="preserve">              │       PaymentService         │</w:t>
+        <w:t xml:space="preserve">              │       </w:t>
+      </w:r>
+      <w:proofErr w:type="spellStart"/>
+      <w:r>
+        <w:t>PaymentService</w:t>
+      </w:r>
+      <w:proofErr w:type="spellEnd"/>
+      <w:r>
+        <w:t xml:space="preserve">         │</w:t>
       </w:r>
     </w:p>
     <w:p>
@@ -226,12 +373,51 @@
     </w:p>
     <w:p>
       <w:r>
-        <w:t xml:space="preserve">              │ + pay(upiId, amount) : void  │</w:t>
-      </w:r>
-    </w:p>
-    <w:p>
-      <w:r>
-        <w:t xml:space="preserve">              │ + checkBalance() : void      │</w:t>
+        <w:t xml:space="preserve">              │ + </w:t>
+      </w:r>
+      <w:proofErr w:type="gramStart"/>
+      <w:r>
+        <w:t>pay(</w:t>
+      </w:r>
+      <w:proofErr w:type="spellStart"/>
+      <w:proofErr w:type="gramEnd"/>
+      <w:r>
+        <w:t>upiId</w:t>
+      </w:r>
+      <w:proofErr w:type="spellEnd"/>
+      <w:r>
+        <w:t>, amount</w:t>
+      </w:r>
+      <w:proofErr w:type="gramStart"/>
+      <w:r>
+        <w:t>) :</w:t>
+      </w:r>
+      <w:proofErr w:type="gramEnd"/>
+      <w:r>
+        <w:t xml:space="preserve"> </w:t>
+      </w:r>
+      <w:proofErr w:type="gramStart"/>
+      <w:r>
+        <w:t>void  │</w:t>
+      </w:r>
+      <w:proofErr w:type="gramEnd"/>
+    </w:p>
+    <w:p>
+      <w:r>
+        <w:t xml:space="preserve">              │ + </w:t>
+      </w:r>
+      <w:proofErr w:type="spellStart"/>
+      <w:proofErr w:type="gramStart"/>
+      <w:r>
+        <w:t>checkBalance</w:t>
+      </w:r>
+      <w:proofErr w:type="spellEnd"/>
+      <w:r>
+        <w:t>() :</w:t>
+      </w:r>
+      <w:proofErr w:type="gramEnd"/>
+      <w:r>
+        <w:t xml:space="preserve"> void      │</w:t>
       </w:r>
     </w:p>
     <w:p>
@@ -280,7 +466,15 @@
     </w:p>
     <w:p>
       <w:r>
-        <w:t xml:space="preserve">                  │       UPIPayment      │</w:t>
+        <w:t xml:space="preserve">                  │       </w:t>
+      </w:r>
+      <w:proofErr w:type="spellStart"/>
+      <w:r>
+        <w:t>UPIPayment</w:t>
+      </w:r>
+      <w:proofErr w:type="spellEnd"/>
+      <w:r>
+        <w:t xml:space="preserve">      │</w:t>
       </w:r>
     </w:p>
     <w:p>
@@ -308,7 +502,15 @@
     </w:p>
     <w:p>
       <w:r>
-        <w:t xml:space="preserve">                  │ - wallet : Wallet     │</w:t>
+        <w:t xml:space="preserve">                  │ - </w:t>
+      </w:r>
+      <w:proofErr w:type="gramStart"/>
+      <w:r>
+        <w:t>wallet :</w:t>
+      </w:r>
+      <w:proofErr w:type="gramEnd"/>
+      <w:r>
+        <w:t xml:space="preserve"> Wallet     │</w:t>
       </w:r>
     </w:p>
     <w:p>
@@ -336,17 +538,46 @@
     </w:p>
     <w:p>
       <w:r>
-        <w:t xml:space="preserve">                  │ + UPIPayment(...)     │</w:t>
-      </w:r>
-    </w:p>
-    <w:p>
-      <w:r>
-        <w:t xml:space="preserve">                  │ + pay(...) : void     │</w:t>
-      </w:r>
-    </w:p>
-    <w:p>
-      <w:r>
-        <w:t xml:space="preserve">                  │ + checkBalance()      │</w:t>
+        <w:t xml:space="preserve">                  │ + </w:t>
+      </w:r>
+      <w:proofErr w:type="spellStart"/>
+      <w:r>
+        <w:t>UPIPayment</w:t>
+      </w:r>
+      <w:proofErr w:type="spellEnd"/>
+      <w:r>
+        <w:t>(...)     │</w:t>
+      </w:r>
+    </w:p>
+    <w:p>
+      <w:r>
+        <w:t xml:space="preserve">                  │ + pay</w:t>
+      </w:r>
+      <w:proofErr w:type="gramStart"/>
+      <w:r>
+        <w:t>(...) :</w:t>
+      </w:r>
+      <w:proofErr w:type="gramEnd"/>
+      <w:r>
+        <w:t xml:space="preserve"> void     │</w:t>
+      </w:r>
+    </w:p>
+    <w:p>
+      <w:r>
+        <w:t xml:space="preserve">                  │ + </w:t>
+      </w:r>
+      <w:proofErr w:type="spellStart"/>
+      <w:proofErr w:type="gramStart"/>
+      <w:r>
+        <w:t>checkBalance</w:t>
+      </w:r>
+      <w:proofErr w:type="spellEnd"/>
+      <w:r>
+        <w:t>(</w:t>
+      </w:r>
+      <w:proofErr w:type="gramEnd"/>
+      <w:r>
+        <w:t>)      │</w:t>
       </w:r>
     </w:p>
     <w:p>
@@ -423,22 +654,69 @@
     </w:p>
     <w:p>
       <w:r>
-        <w:t xml:space="preserve">                  │ - userName : String    │</w:t>
-      </w:r>
-    </w:p>
-    <w:p>
-      <w:r>
-        <w:t xml:space="preserve">                  │ - mobileNumber : String│</w:t>
-      </w:r>
-    </w:p>
-    <w:p>
-      <w:r>
-        <w:t xml:space="preserve">                  │ - upiId : String       │</w:t>
-      </w:r>
-    </w:p>
-    <w:p>
-      <w:r>
-        <w:t xml:space="preserve">                  │ - balance : double     │</w:t>
+        <w:t xml:space="preserve">                  │ - </w:t>
+      </w:r>
+      <w:proofErr w:type="spellStart"/>
+      <w:proofErr w:type="gramStart"/>
+      <w:r>
+        <w:t>userName</w:t>
+      </w:r>
+      <w:proofErr w:type="spellEnd"/>
+      <w:r>
+        <w:t xml:space="preserve"> :</w:t>
+      </w:r>
+      <w:proofErr w:type="gramEnd"/>
+      <w:r>
+        <w:t xml:space="preserve"> String    │</w:t>
+      </w:r>
+    </w:p>
+    <w:p>
+      <w:r>
+        <w:t xml:space="preserve">                  │ - </w:t>
+      </w:r>
+      <w:proofErr w:type="spellStart"/>
+      <w:proofErr w:type="gramStart"/>
+      <w:r>
+        <w:t>mobileNumber</w:t>
+      </w:r>
+      <w:proofErr w:type="spellEnd"/>
+      <w:r>
+        <w:t xml:space="preserve"> :</w:t>
+      </w:r>
+      <w:proofErr w:type="gramEnd"/>
+      <w:r>
+        <w:t xml:space="preserve"> String│</w:t>
+      </w:r>
+    </w:p>
+    <w:p>
+      <w:r>
+        <w:t xml:space="preserve">                  │ - </w:t>
+      </w:r>
+      <w:proofErr w:type="spellStart"/>
+      <w:proofErr w:type="gramStart"/>
+      <w:r>
+        <w:t>upiId</w:t>
+      </w:r>
+      <w:proofErr w:type="spellEnd"/>
+      <w:r>
+        <w:t xml:space="preserve"> :</w:t>
+      </w:r>
+      <w:proofErr w:type="gramEnd"/>
+      <w:r>
+        <w:t xml:space="preserve"> String       │</w:t>
+      </w:r>
+    </w:p>
+    <w:p>
+      <w:r>
+        <w:t xml:space="preserve">                  │ - </w:t>
+      </w:r>
+      <w:proofErr w:type="gramStart"/>
+      <w:r>
+        <w:t>balance :</w:t>
+      </w:r>
+      <w:proofErr w:type="gramEnd"/>
+      <w:r>
+        <w:t xml:space="preserve"> double     │</w:t>
       </w:r>
     </w:p>
     <w:p>
@@ -471,22 +749,74 @@
     </w:p>
     <w:p>
       <w:r>
-        <w:t xml:space="preserve">                  │ + addMoney() : void    │</w:t>
-      </w:r>
-    </w:p>
-    <w:p>
-      <w:r>
-        <w:t xml:space="preserve">                  │ + deductMoney() : void │</w:t>
-      </w:r>
-    </w:p>
-    <w:p>
-      <w:r>
-        <w:t xml:space="preserve">                  │ + getBalance() : double│</w:t>
-      </w:r>
-    </w:p>
-    <w:p>
-      <w:r>
-        <w:t xml:space="preserve">                  │ + displayWalletDetails()│</w:t>
+        <w:t xml:space="preserve">                  │ + </w:t>
+      </w:r>
+      <w:proofErr w:type="spellStart"/>
+      <w:proofErr w:type="gramStart"/>
+      <w:r>
+        <w:t>addMoney</w:t>
+      </w:r>
+      <w:proofErr w:type="spellEnd"/>
+      <w:r>
+        <w:t>() :</w:t>
+      </w:r>
+      <w:proofErr w:type="gramEnd"/>
+      <w:r>
+        <w:t xml:space="preserve"> void    │</w:t>
+      </w:r>
+    </w:p>
+    <w:p>
+      <w:r>
+        <w:t xml:space="preserve">                  │ + </w:t>
+      </w:r>
+      <w:proofErr w:type="spellStart"/>
+      <w:proofErr w:type="gramStart"/>
+      <w:r>
+        <w:t>deductMoney</w:t>
+      </w:r>
+      <w:proofErr w:type="spellEnd"/>
+      <w:r>
+        <w:t>() :</w:t>
+      </w:r>
+      <w:proofErr w:type="gramEnd"/>
+      <w:r>
+        <w:t xml:space="preserve"> void │</w:t>
+      </w:r>
+    </w:p>
+    <w:p>
+      <w:r>
+        <w:t xml:space="preserve">                  │ + </w:t>
+      </w:r>
+      <w:proofErr w:type="spellStart"/>
+      <w:proofErr w:type="gramStart"/>
+      <w:r>
+        <w:t>getBalance</w:t>
+      </w:r>
+      <w:proofErr w:type="spellEnd"/>
+      <w:r>
+        <w:t>() :</w:t>
+      </w:r>
+      <w:proofErr w:type="gramEnd"/>
+      <w:r>
+        <w:t xml:space="preserve"> double│</w:t>
+      </w:r>
+    </w:p>
+    <w:p>
+      <w:r>
+        <w:t xml:space="preserve">                  │ + </w:t>
+      </w:r>
+      <w:proofErr w:type="spellStart"/>
+      <w:proofErr w:type="gramStart"/>
+      <w:r>
+        <w:t>displayWalletDetails</w:t>
+      </w:r>
+      <w:proofErr w:type="spellEnd"/>
+      <w:r>
+        <w:t>(</w:t>
+      </w:r>
+      <w:proofErr w:type="gramEnd"/>
+      <w:r>
+        <w:t>)│</w:t>
       </w:r>
     </w:p>
     <w:p>
@@ -503,7 +833,15 @@
     </w:p>
     <w:p>
       <w:r>
-        <w:t xml:space="preserve">       │ InsufficientBalanceException │</w:t>
+        <w:t xml:space="preserve">       │ </w:t>
+      </w:r>
+      <w:proofErr w:type="spellStart"/>
+      <w:r>
+        <w:t>InsufficientBalanceException</w:t>
+      </w:r>
+      <w:proofErr w:type="spellEnd"/>
+      <w:r>
+        <w:t xml:space="preserve"> │</w:t>
       </w:r>
     </w:p>
     <w:p>
@@ -531,7 +869,15 @@
     </w:p>
     <w:p>
       <w:r>
-        <w:t xml:space="preserve">       │ + Exception(message)         │</w:t>
+        <w:t xml:space="preserve">       │ + Exception(</w:t>
+      </w:r>
+      <w:proofErr w:type="gramStart"/>
+      <w:r>
+        <w:t xml:space="preserve">message)   </w:t>
+      </w:r>
+      <w:proofErr w:type="gramEnd"/>
+      <w:r>
+        <w:t xml:space="preserve">      │</w:t>
       </w:r>
     </w:p>
     <w:p>
@@ -547,7 +893,15 @@
     </w:p>
     <w:p>
       <w:r>
-        <w:t xml:space="preserve">       │     InvalidUPIException      │</w:t>
+        <w:t xml:space="preserve">       │     </w:t>
+      </w:r>
+      <w:proofErr w:type="spellStart"/>
+      <w:r>
+        <w:t>InvalidUPIException</w:t>
+      </w:r>
+      <w:proofErr w:type="spellEnd"/>
+      <w:r>
+        <w:t xml:space="preserve">      │</w:t>
       </w:r>
     </w:p>
     <w:p>
@@ -575,7 +929,15 @@
     </w:p>
     <w:p>
       <w:r>
-        <w:t xml:space="preserve">       │ + Exception(message)         │</w:t>
+        <w:t xml:space="preserve">       │ + Exception(</w:t>
+      </w:r>
+      <w:proofErr w:type="gramStart"/>
+      <w:r>
+        <w:t xml:space="preserve">message)   </w:t>
+      </w:r>
+      <w:proofErr w:type="gramEnd"/>
+      <w:r>
+        <w:t xml:space="preserve">      │</w:t>
       </w:r>
     </w:p>
     <w:p>
@@ -592,7 +954,15 @@
     <w:p>
       <w:r>
         <w:lastRenderedPageBreak/>
-        <w:t xml:space="preserve">       │    InvalidAmountException    │</w:t>
+        <w:t xml:space="preserve">       │    </w:t>
+      </w:r>
+      <w:proofErr w:type="spellStart"/>
+      <w:r>
+        <w:t>InvalidAmountException</w:t>
+      </w:r>
+      <w:proofErr w:type="spellEnd"/>
+      <w:r>
+        <w:t xml:space="preserve">    │</w:t>
       </w:r>
     </w:p>
     <w:p>
@@ -620,27 +990,82 @@
     </w:p>
     <w:p>
       <w:r>
-        <w:t xml:space="preserve">       │ + Exception(message)         │</w:t>
-      </w:r>
-    </w:p>
-    <w:p>
-      <w:r>
+        <w:t xml:space="preserve">       │ + Exception(</w:t>
+      </w:r>
+      <w:proofErr w:type="gramStart"/>
+      <w:r>
+        <w:t xml:space="preserve">message)   </w:t>
+      </w:r>
+      <w:proofErr w:type="gramEnd"/>
+      <w:r>
+        <w:t xml:space="preserve">      │</w:t>
+      </w:r>
+    </w:p>
+    <w:p>
+      <w:pPr>
+        <w:rPr>
+          <w:b/>
+          <w:bCs/>
+        </w:rPr>
+      </w:pPr>
+      <w:r>
+        <w:rPr>
+          <w:b/>
+          <w:bCs/>
+        </w:rPr>
         <w:t>Code:</w:t>
       </w:r>
     </w:p>
     <w:p>
       <w:r>
-        <w:t>interface PaymentService {</w:t>
-      </w:r>
-    </w:p>
-    <w:p>
-      <w:r>
-        <w:t xml:space="preserve">    void pay(String upiId, double amount);</w:t>
-      </w:r>
-    </w:p>
-    <w:p>
-      <w:r>
-        <w:t xml:space="preserve">    void checkBalance();</w:t>
+        <w:t xml:space="preserve">interface </w:t>
+      </w:r>
+      <w:proofErr w:type="spellStart"/>
+      <w:r>
+        <w:t>PaymentService</w:t>
+      </w:r>
+      <w:proofErr w:type="spellEnd"/>
+      <w:r>
+        <w:t xml:space="preserve"> {</w:t>
+      </w:r>
+    </w:p>
+    <w:p>
+      <w:r>
+        <w:t xml:space="preserve">    void </w:t>
+      </w:r>
+      <w:proofErr w:type="gramStart"/>
+      <w:r>
+        <w:t>pay(</w:t>
+      </w:r>
+      <w:proofErr w:type="gramEnd"/>
+      <w:r>
+        <w:t xml:space="preserve">String </w:t>
+      </w:r>
+      <w:proofErr w:type="spellStart"/>
+      <w:r>
+        <w:t>upiId</w:t>
+      </w:r>
+      <w:proofErr w:type="spellEnd"/>
+      <w:r>
+        <w:t>, double amount);</w:t>
+      </w:r>
+    </w:p>
+    <w:p>
+      <w:r>
+        <w:t xml:space="preserve">    void </w:t>
+      </w:r>
+      <w:proofErr w:type="spellStart"/>
+      <w:proofErr w:type="gramStart"/>
+      <w:r>
+        <w:t>checkBalance</w:t>
+      </w:r>
+      <w:proofErr w:type="spellEnd"/>
+      <w:r>
+        <w:t>(</w:t>
+      </w:r>
+      <w:proofErr w:type="gramEnd"/>
+      <w:r>
+        <w:t>);</w:t>
       </w:r>
     </w:p>
     <w:p>
@@ -656,12 +1081,33 @@
     </w:p>
     <w:p>
       <w:r>
-        <w:t>class InsufficientBalanceException extends Exception {</w:t>
-      </w:r>
-    </w:p>
-    <w:p>
-      <w:r>
-        <w:t xml:space="preserve">    InsufficientBalanceException(String message) {</w:t>
+        <w:t xml:space="preserve">class </w:t>
+      </w:r>
+      <w:proofErr w:type="spellStart"/>
+      <w:r>
+        <w:t>InsufficientBalanceException</w:t>
+      </w:r>
+      <w:proofErr w:type="spellEnd"/>
+      <w:r>
+        <w:t xml:space="preserve"> extends Exception {</w:t>
+      </w:r>
+    </w:p>
+    <w:p>
+      <w:r>
+        <w:t xml:space="preserve">    </w:t>
+      </w:r>
+      <w:proofErr w:type="spellStart"/>
+      <w:proofErr w:type="gramStart"/>
+      <w:r>
+        <w:t>InsufficientBalanceException</w:t>
+      </w:r>
+      <w:proofErr w:type="spellEnd"/>
+      <w:r>
+        <w:t>(</w:t>
+      </w:r>
+      <w:proofErr w:type="gramEnd"/>
+      <w:r>
+        <w:t>String message) {</w:t>
       </w:r>
     </w:p>
     <w:p>
@@ -687,12 +1133,33 @@
     </w:p>
     <w:p>
       <w:r>
-        <w:t>class InvalidUPIException extends Exception {</w:t>
-      </w:r>
-    </w:p>
-    <w:p>
-      <w:r>
-        <w:t xml:space="preserve">    InvalidUPIException(String message) {</w:t>
+        <w:t xml:space="preserve">class </w:t>
+      </w:r>
+      <w:proofErr w:type="spellStart"/>
+      <w:r>
+        <w:t>InvalidUPIException</w:t>
+      </w:r>
+      <w:proofErr w:type="spellEnd"/>
+      <w:r>
+        <w:t xml:space="preserve"> extends Exception {</w:t>
+      </w:r>
+    </w:p>
+    <w:p>
+      <w:r>
+        <w:t xml:space="preserve">    </w:t>
+      </w:r>
+      <w:proofErr w:type="spellStart"/>
+      <w:proofErr w:type="gramStart"/>
+      <w:r>
+        <w:t>InvalidUPIException</w:t>
+      </w:r>
+      <w:proofErr w:type="spellEnd"/>
+      <w:r>
+        <w:t>(</w:t>
+      </w:r>
+      <w:proofErr w:type="gramEnd"/>
+      <w:r>
+        <w:t>String message) {</w:t>
       </w:r>
     </w:p>
     <w:p>
@@ -718,12 +1185,33 @@
     </w:p>
     <w:p>
       <w:r>
-        <w:t>class InvalidAmountException extends Exception {</w:t>
-      </w:r>
-    </w:p>
-    <w:p>
-      <w:r>
-        <w:t xml:space="preserve">    InvalidAmountException(String message) {</w:t>
+        <w:t xml:space="preserve">class </w:t>
+      </w:r>
+      <w:proofErr w:type="spellStart"/>
+      <w:r>
+        <w:t>InvalidAmountException</w:t>
+      </w:r>
+      <w:proofErr w:type="spellEnd"/>
+      <w:r>
+        <w:t xml:space="preserve"> extends Exception {</w:t>
+      </w:r>
+    </w:p>
+    <w:p>
+      <w:r>
+        <w:t xml:space="preserve">    </w:t>
+      </w:r>
+      <w:proofErr w:type="spellStart"/>
+      <w:proofErr w:type="gramStart"/>
+      <w:r>
+        <w:t>InvalidAmountException</w:t>
+      </w:r>
+      <w:proofErr w:type="spellEnd"/>
+      <w:r>
+        <w:t>(</w:t>
+      </w:r>
+      <w:proofErr w:type="gramEnd"/>
+      <w:r>
+        <w:t>String message) {</w:t>
       </w:r>
     </w:p>
     <w:p>
@@ -755,17 +1243,41 @@
     </w:p>
     <w:p>
       <w:r>
-        <w:t xml:space="preserve">    private String userName;</w:t>
-      </w:r>
-    </w:p>
-    <w:p>
-      <w:r>
-        <w:t xml:space="preserve">    private String mobileNumber;</w:t>
-      </w:r>
-    </w:p>
-    <w:p>
-      <w:r>
-        <w:t xml:space="preserve">    private String upiId;</w:t>
+        <w:t xml:space="preserve">    private String </w:t>
+      </w:r>
+      <w:proofErr w:type="spellStart"/>
+      <w:r>
+        <w:t>userName</w:t>
+      </w:r>
+      <w:proofErr w:type="spellEnd"/>
+      <w:r>
+        <w:t>;</w:t>
+      </w:r>
+    </w:p>
+    <w:p>
+      <w:r>
+        <w:t xml:space="preserve">    private String </w:t>
+      </w:r>
+      <w:proofErr w:type="spellStart"/>
+      <w:r>
+        <w:t>mobileNumber</w:t>
+      </w:r>
+      <w:proofErr w:type="spellEnd"/>
+      <w:r>
+        <w:t>;</w:t>
+      </w:r>
+    </w:p>
+    <w:p>
+      <w:r>
+        <w:t xml:space="preserve">    private String </w:t>
+      </w:r>
+      <w:proofErr w:type="spellStart"/>
+      <w:r>
+        <w:t>upiId</w:t>
+      </w:r>
+      <w:proofErr w:type="spellEnd"/>
+      <w:r>
+        <w:t>;</w:t>
       </w:r>
     </w:p>
     <w:p>
@@ -781,32 +1293,128 @@
     </w:p>
     <w:p>
       <w:r>
-        <w:t xml:space="preserve">    Wallet(String userName, String mobileNumber,</w:t>
-      </w:r>
-    </w:p>
-    <w:p>
-      <w:r>
-        <w:t xml:space="preserve">           String upiId, double balance) {</w:t>
-      </w:r>
-    </w:p>
-    <w:p>
-      <w:r>
-        <w:t xml:space="preserve">        this.userName = userName;</w:t>
-      </w:r>
-    </w:p>
-    <w:p>
-      <w:r>
-        <w:t xml:space="preserve">        this.mobileNumber = mobileNumber;</w:t>
-      </w:r>
-    </w:p>
-    <w:p>
-      <w:r>
-        <w:t xml:space="preserve">        this.upiId = upiId;</w:t>
-      </w:r>
-    </w:p>
-    <w:p>
-      <w:r>
-        <w:t xml:space="preserve">        this.balance = balance;</w:t>
+        <w:t xml:space="preserve">    </w:t>
+      </w:r>
+      <w:proofErr w:type="gramStart"/>
+      <w:r>
+        <w:t>Wallet(</w:t>
+      </w:r>
+      <w:proofErr w:type="gramEnd"/>
+      <w:r>
+        <w:t xml:space="preserve">String </w:t>
+      </w:r>
+      <w:proofErr w:type="spellStart"/>
+      <w:r>
+        <w:t>userName</w:t>
+      </w:r>
+      <w:proofErr w:type="spellEnd"/>
+      <w:r>
+        <w:t xml:space="preserve">, String </w:t>
+      </w:r>
+      <w:proofErr w:type="spellStart"/>
+      <w:r>
+        <w:t>mobileNumber</w:t>
+      </w:r>
+      <w:proofErr w:type="spellEnd"/>
+      <w:r>
+        <w:t>,</w:t>
+      </w:r>
+    </w:p>
+    <w:p>
+      <w:r>
+        <w:t xml:space="preserve">           String </w:t>
+      </w:r>
+      <w:proofErr w:type="spellStart"/>
+      <w:r>
+        <w:t>upiId</w:t>
+      </w:r>
+      <w:proofErr w:type="spellEnd"/>
+      <w:r>
+        <w:t>, double balance) {</w:t>
+      </w:r>
+    </w:p>
+    <w:p>
+      <w:r>
+        <w:t xml:space="preserve">        </w:t>
+      </w:r>
+      <w:proofErr w:type="spellStart"/>
+      <w:proofErr w:type="gramStart"/>
+      <w:r>
+        <w:t>this.userName</w:t>
+      </w:r>
+      <w:proofErr w:type="spellEnd"/>
+      <w:proofErr w:type="gramEnd"/>
+      <w:r>
+        <w:t xml:space="preserve"> = </w:t>
+      </w:r>
+      <w:proofErr w:type="spellStart"/>
+      <w:r>
+        <w:t>userName</w:t>
+      </w:r>
+      <w:proofErr w:type="spellEnd"/>
+      <w:r>
+        <w:t>;</w:t>
+      </w:r>
+    </w:p>
+    <w:p>
+      <w:r>
+        <w:t xml:space="preserve">        </w:t>
+      </w:r>
+      <w:proofErr w:type="spellStart"/>
+      <w:proofErr w:type="gramStart"/>
+      <w:r>
+        <w:t>this.mobileNumber</w:t>
+      </w:r>
+      <w:proofErr w:type="spellEnd"/>
+      <w:proofErr w:type="gramEnd"/>
+      <w:r>
+        <w:t xml:space="preserve"> = </w:t>
+      </w:r>
+      <w:proofErr w:type="spellStart"/>
+      <w:r>
+        <w:t>mobileNumber</w:t>
+      </w:r>
+      <w:proofErr w:type="spellEnd"/>
+      <w:r>
+        <w:t>;</w:t>
+      </w:r>
+    </w:p>
+    <w:p>
+      <w:r>
+        <w:t xml:space="preserve">        </w:t>
+      </w:r>
+      <w:proofErr w:type="spellStart"/>
+      <w:proofErr w:type="gramStart"/>
+      <w:r>
+        <w:t>this.upiId</w:t>
+      </w:r>
+      <w:proofErr w:type="spellEnd"/>
+      <w:proofErr w:type="gramEnd"/>
+      <w:r>
+        <w:t xml:space="preserve"> = </w:t>
+      </w:r>
+      <w:proofErr w:type="spellStart"/>
+      <w:r>
+        <w:t>upiId</w:t>
+      </w:r>
+      <w:proofErr w:type="spellEnd"/>
+      <w:r>
+        <w:t>;</w:t>
+      </w:r>
+    </w:p>
+    <w:p>
+      <w:r>
+        <w:t xml:space="preserve">        </w:t>
+      </w:r>
+      <w:proofErr w:type="spellStart"/>
+      <w:proofErr w:type="gramStart"/>
+      <w:r>
+        <w:t>this.balance</w:t>
+      </w:r>
+      <w:proofErr w:type="spellEnd"/>
+      <w:proofErr w:type="gramEnd"/>
+      <w:r>
+        <w:t xml:space="preserve"> = balance;</w:t>
       </w:r>
     </w:p>
     <w:p>
@@ -822,7 +1430,28 @@
     </w:p>
     <w:p>
       <w:r>
-        <w:t xml:space="preserve">    void addMoney(double amount) throws InvalidAmountException {</w:t>
+        <w:t xml:space="preserve">    void </w:t>
+      </w:r>
+      <w:proofErr w:type="spellStart"/>
+      <w:proofErr w:type="gramStart"/>
+      <w:r>
+        <w:t>addMoney</w:t>
+      </w:r>
+      <w:proofErr w:type="spellEnd"/>
+      <w:r>
+        <w:t>(</w:t>
+      </w:r>
+      <w:proofErr w:type="gramEnd"/>
+      <w:r>
+        <w:t xml:space="preserve">double amount) throws </w:t>
+      </w:r>
+      <w:proofErr w:type="spellStart"/>
+      <w:r>
+        <w:t>InvalidAmountException</w:t>
+      </w:r>
+      <w:proofErr w:type="spellEnd"/>
+      <w:r>
+        <w:t xml:space="preserve"> {</w:t>
       </w:r>
     </w:p>
     <w:p>
@@ -832,8 +1461,18 @@
     </w:p>
     <w:p>
       <w:r>
-        <w:t xml:space="preserve">            throw new InvalidAmountException(</w:t>
-      </w:r>
+        <w:t xml:space="preserve">            throw new </w:t>
+      </w:r>
+      <w:proofErr w:type="spellStart"/>
+      <w:proofErr w:type="gramStart"/>
+      <w:r>
+        <w:t>InvalidAmountException</w:t>
+      </w:r>
+      <w:proofErr w:type="spellEnd"/>
+      <w:r>
+        <w:t>(</w:t>
+      </w:r>
+      <w:proofErr w:type="gramEnd"/>
     </w:p>
     <w:p>
       <w:r>
@@ -858,7 +1497,15 @@
     </w:p>
     <w:p>
       <w:r>
-        <w:t xml:space="preserve">        System.out.println(amount + " added to wallet successfully.");</w:t>
+        <w:t xml:space="preserve">        </w:t>
+      </w:r>
+      <w:proofErr w:type="spellStart"/>
+      <w:r>
+        <w:t>System.out.println</w:t>
+      </w:r>
+      <w:proofErr w:type="spellEnd"/>
+      <w:r>
+        <w:t>(amount + " added to wallet successfully.");</w:t>
       </w:r>
     </w:p>
     <w:p>
@@ -875,7 +1522,20 @@
     </w:p>
     <w:p>
       <w:r>
-        <w:t xml:space="preserve">    void deductMoney(double amount) {</w:t>
+        <w:t xml:space="preserve">    void </w:t>
+      </w:r>
+      <w:proofErr w:type="spellStart"/>
+      <w:proofErr w:type="gramStart"/>
+      <w:r>
+        <w:t>deductMoney</w:t>
+      </w:r>
+      <w:proofErr w:type="spellEnd"/>
+      <w:r>
+        <w:t>(</w:t>
+      </w:r>
+      <w:proofErr w:type="gramEnd"/>
+      <w:r>
+        <w:t>double amount) {</w:t>
       </w:r>
     </w:p>
     <w:p>
@@ -896,7 +1556,20 @@
     </w:p>
     <w:p>
       <w:r>
-        <w:t xml:space="preserve">    double getBalance() {</w:t>
+        <w:t xml:space="preserve">    double </w:t>
+      </w:r>
+      <w:proofErr w:type="spellStart"/>
+      <w:proofErr w:type="gramStart"/>
+      <w:r>
+        <w:t>getBalance</w:t>
+      </w:r>
+      <w:proofErr w:type="spellEnd"/>
+      <w:r>
+        <w:t>(</w:t>
+      </w:r>
+      <w:proofErr w:type="gramEnd"/>
+      <w:r>
+        <w:t>) {</w:t>
       </w:r>
     </w:p>
     <w:p>
@@ -917,32 +1590,109 @@
     </w:p>
     <w:p>
       <w:r>
-        <w:t xml:space="preserve">    void displayWalletDetails() {</w:t>
-      </w:r>
-    </w:p>
-    <w:p>
-      <w:r>
-        <w:t xml:space="preserve">        System.out.println("----- Wallet Details -----");</w:t>
-      </w:r>
-    </w:p>
-    <w:p>
-      <w:r>
-        <w:t xml:space="preserve">        System.out.println("User Name: " + userName);</w:t>
-      </w:r>
-    </w:p>
-    <w:p>
-      <w:r>
-        <w:t xml:space="preserve">        System.out.println("Mobile Number: " + mobileNumber);</w:t>
-      </w:r>
-    </w:p>
-    <w:p>
-      <w:r>
-        <w:t xml:space="preserve">        System.out.println("UPI ID: " + upiId);</w:t>
-      </w:r>
-    </w:p>
-    <w:p>
-      <w:r>
-        <w:t xml:space="preserve">        System.out.println("Balance: " + balance);</w:t>
+        <w:t xml:space="preserve">    void </w:t>
+      </w:r>
+      <w:proofErr w:type="spellStart"/>
+      <w:proofErr w:type="gramStart"/>
+      <w:r>
+        <w:t>displayWalletDetails</w:t>
+      </w:r>
+      <w:proofErr w:type="spellEnd"/>
+      <w:r>
+        <w:t>(</w:t>
+      </w:r>
+      <w:proofErr w:type="gramEnd"/>
+      <w:r>
+        <w:t>) {</w:t>
+      </w:r>
+    </w:p>
+    <w:p>
+      <w:r>
+        <w:t xml:space="preserve">        </w:t>
+      </w:r>
+      <w:proofErr w:type="spellStart"/>
+      <w:r>
+        <w:t>System.out.println</w:t>
+      </w:r>
+      <w:proofErr w:type="spellEnd"/>
+      <w:r>
+        <w:t>("----- Wallet Details -----");</w:t>
+      </w:r>
+    </w:p>
+    <w:p>
+      <w:r>
+        <w:t xml:space="preserve">        </w:t>
+      </w:r>
+      <w:proofErr w:type="spellStart"/>
+      <w:r>
+        <w:t>System.out.println</w:t>
+      </w:r>
+      <w:proofErr w:type="spellEnd"/>
+      <w:r>
+        <w:t xml:space="preserve">("User Name: " + </w:t>
+      </w:r>
+      <w:proofErr w:type="spellStart"/>
+      <w:r>
+        <w:t>userName</w:t>
+      </w:r>
+      <w:proofErr w:type="spellEnd"/>
+      <w:r>
+        <w:t>);</w:t>
+      </w:r>
+    </w:p>
+    <w:p>
+      <w:r>
+        <w:t xml:space="preserve">        </w:t>
+      </w:r>
+      <w:proofErr w:type="spellStart"/>
+      <w:r>
+        <w:t>System.out.println</w:t>
+      </w:r>
+      <w:proofErr w:type="spellEnd"/>
+      <w:r>
+        <w:t xml:space="preserve">("Mobile Number: " + </w:t>
+      </w:r>
+      <w:proofErr w:type="spellStart"/>
+      <w:r>
+        <w:t>mobileNumber</w:t>
+      </w:r>
+      <w:proofErr w:type="spellEnd"/>
+      <w:r>
+        <w:t>);</w:t>
+      </w:r>
+    </w:p>
+    <w:p>
+      <w:r>
+        <w:t xml:space="preserve">        </w:t>
+      </w:r>
+      <w:proofErr w:type="spellStart"/>
+      <w:r>
+        <w:t>System.out.println</w:t>
+      </w:r>
+      <w:proofErr w:type="spellEnd"/>
+      <w:r>
+        <w:t xml:space="preserve">("UPI ID: " + </w:t>
+      </w:r>
+      <w:proofErr w:type="spellStart"/>
+      <w:r>
+        <w:t>upiId</w:t>
+      </w:r>
+      <w:proofErr w:type="spellEnd"/>
+      <w:r>
+        <w:t>);</w:t>
+      </w:r>
+    </w:p>
+    <w:p>
+      <w:r>
+        <w:t xml:space="preserve">        </w:t>
+      </w:r>
+      <w:proofErr w:type="spellStart"/>
+      <w:r>
+        <w:t>System.out.println</w:t>
+      </w:r>
+      <w:proofErr w:type="spellEnd"/>
+      <w:r>
+        <w:t>("Balance: " + balance);</w:t>
       </w:r>
     </w:p>
     <w:p>
@@ -963,13 +1713,37 @@
     </w:p>
     <w:p>
       <w:r>
-        <w:t>class UPIPayment implements PaymentService {</w:t>
-      </w:r>
-    </w:p>
-    <w:p/>
-    <w:p>
-      <w:r>
-        <w:t xml:space="preserve">    private Wallet wallet;</w:t>
+        <w:t xml:space="preserve">class </w:t>
+      </w:r>
+      <w:proofErr w:type="spellStart"/>
+      <w:r>
+        <w:t>UPIPayment</w:t>
+      </w:r>
+      <w:proofErr w:type="spellEnd"/>
+      <w:r>
+        <w:t xml:space="preserve"> implements </w:t>
+      </w:r>
+      <w:proofErr w:type="spellStart"/>
+      <w:r>
+        <w:t>PaymentService</w:t>
+      </w:r>
+      <w:proofErr w:type="spellEnd"/>
+      <w:r>
+        <w:t xml:space="preserve"> {</w:t>
+      </w:r>
+    </w:p>
+    <w:p/>
+    <w:p>
+      <w:r>
+        <w:t xml:space="preserve">    private Wallet </w:t>
+      </w:r>
+      <w:proofErr w:type="spellStart"/>
+      <w:r>
+        <w:t>wallet</w:t>
+      </w:r>
+      <w:proofErr w:type="spellEnd"/>
+      <w:r>
+        <w:t>;</w:t>
       </w:r>
     </w:p>
     <w:p/>
@@ -981,12 +1755,35 @@
     <w:p>
       <w:r>
         <w:lastRenderedPageBreak/>
-        <w:t xml:space="preserve">    UPIPayment(Wallet wallet) {</w:t>
-      </w:r>
-    </w:p>
-    <w:p>
-      <w:r>
-        <w:t xml:space="preserve">        this.wallet = wallet;</w:t>
+        <w:t xml:space="preserve">    </w:t>
+      </w:r>
+      <w:proofErr w:type="spellStart"/>
+      <w:proofErr w:type="gramStart"/>
+      <w:r>
+        <w:t>UPIPayment</w:t>
+      </w:r>
+      <w:proofErr w:type="spellEnd"/>
+      <w:r>
+        <w:t>(</w:t>
+      </w:r>
+      <w:proofErr w:type="gramEnd"/>
+      <w:r>
+        <w:t>Wallet wallet) {</w:t>
+      </w:r>
+    </w:p>
+    <w:p>
+      <w:r>
+        <w:t xml:space="preserve">        </w:t>
+      </w:r>
+      <w:proofErr w:type="spellStart"/>
+      <w:proofErr w:type="gramStart"/>
+      <w:r>
+        <w:t>this.wallet</w:t>
+      </w:r>
+      <w:proofErr w:type="spellEnd"/>
+      <w:proofErr w:type="gramEnd"/>
+      <w:r>
+        <w:t xml:space="preserve"> = wallet;</w:t>
       </w:r>
     </w:p>
     <w:p>
@@ -1007,7 +1804,23 @@
     </w:p>
     <w:p>
       <w:r>
-        <w:t xml:space="preserve">    public void pay(String upiId, double amount) {</w:t>
+        <w:t xml:space="preserve">    public void </w:t>
+      </w:r>
+      <w:proofErr w:type="gramStart"/>
+      <w:r>
+        <w:t>pay(</w:t>
+      </w:r>
+      <w:proofErr w:type="gramEnd"/>
+      <w:r>
+        <w:t xml:space="preserve">String </w:t>
+      </w:r>
+      <w:proofErr w:type="spellStart"/>
+      <w:r>
+        <w:t>upiId</w:t>
+      </w:r>
+      <w:proofErr w:type="spellEnd"/>
+      <w:r>
+        <w:t>, double amount) {</w:t>
       </w:r>
     </w:p>
     <w:p/>
@@ -1023,24 +1836,63 @@
     </w:p>
     <w:p>
       <w:r>
-        <w:t xml:space="preserve">            if (!upiId.contains("@") ||</w:t>
-      </w:r>
-    </w:p>
-    <w:p>
-      <w:r>
-        <w:t xml:space="preserve">                upiId.startsWith("@") ||</w:t>
-      </w:r>
-    </w:p>
-    <w:p>
-      <w:r>
-        <w:t xml:space="preserve">                upiId.endsWith("@")) {</w:t>
-      </w:r>
-    </w:p>
-    <w:p/>
-    <w:p>
-      <w:r>
-        <w:t xml:space="preserve">                throw new InvalidUPIException(</w:t>
-      </w:r>
+        <w:t xml:space="preserve">            if </w:t>
+      </w:r>
+      <w:proofErr w:type="gramStart"/>
+      <w:r>
+        <w:t>(!</w:t>
+      </w:r>
+      <w:proofErr w:type="spellStart"/>
+      <w:r>
+        <w:t>upiId.contains</w:t>
+      </w:r>
+      <w:proofErr w:type="spellEnd"/>
+      <w:proofErr w:type="gramEnd"/>
+      <w:r>
+        <w:t>("@") ||</w:t>
+      </w:r>
+    </w:p>
+    <w:p>
+      <w:r>
+        <w:t xml:space="preserve">                </w:t>
+      </w:r>
+      <w:proofErr w:type="spellStart"/>
+      <w:r>
+        <w:t>upiId.startsWith</w:t>
+      </w:r>
+      <w:proofErr w:type="spellEnd"/>
+      <w:r>
+        <w:t>("@") ||</w:t>
+      </w:r>
+    </w:p>
+    <w:p>
+      <w:r>
+        <w:t xml:space="preserve">                </w:t>
+      </w:r>
+      <w:proofErr w:type="spellStart"/>
+      <w:r>
+        <w:t>upiId.endsWith</w:t>
+      </w:r>
+      <w:proofErr w:type="spellEnd"/>
+      <w:r>
+        <w:t>("@")) {</w:t>
+      </w:r>
+    </w:p>
+    <w:p/>
+    <w:p>
+      <w:r>
+        <w:t xml:space="preserve">                throw new </w:t>
+      </w:r>
+      <w:proofErr w:type="spellStart"/>
+      <w:proofErr w:type="gramStart"/>
+      <w:r>
+        <w:t>InvalidUPIException</w:t>
+      </w:r>
+      <w:proofErr w:type="spellEnd"/>
+      <w:r>
+        <w:t>(</w:t>
+      </w:r>
+      <w:proofErr w:type="gramEnd"/>
     </w:p>
     <w:p>
       <w:r>
@@ -1070,8 +1922,18 @@
     </w:p>
     <w:p>
       <w:r>
-        <w:t xml:space="preserve">                throw new InvalidAmountException(</w:t>
-      </w:r>
+        <w:t xml:space="preserve">                throw new </w:t>
+      </w:r>
+      <w:proofErr w:type="spellStart"/>
+      <w:proofErr w:type="gramStart"/>
+      <w:r>
+        <w:t>InvalidAmountException</w:t>
+      </w:r>
+      <w:proofErr w:type="spellEnd"/>
+      <w:r>
+        <w:t>(</w:t>
+      </w:r>
+      <w:proofErr w:type="gramEnd"/>
     </w:p>
     <w:p>
       <w:r>
@@ -1096,14 +1958,34 @@
     </w:p>
     <w:p>
       <w:r>
-        <w:t xml:space="preserve">            if (amount &gt; wallet.getBalance()) {</w:t>
+        <w:t xml:space="preserve">            if (amount &gt; </w:t>
+      </w:r>
+      <w:proofErr w:type="spellStart"/>
+      <w:proofErr w:type="gramStart"/>
+      <w:r>
+        <w:t>wallet.getBalance</w:t>
+      </w:r>
+      <w:proofErr w:type="spellEnd"/>
+      <w:proofErr w:type="gramEnd"/>
+      <w:r>
+        <w:t>()) {</w:t>
       </w:r>
     </w:p>
     <w:p>
       <w:r>
         <w:lastRenderedPageBreak/>
-        <w:t xml:space="preserve">                throw new InsufficientBalanceException(</w:t>
-      </w:r>
+        <w:t xml:space="preserve">                throw new </w:t>
+      </w:r>
+      <w:proofErr w:type="spellStart"/>
+      <w:proofErr w:type="gramStart"/>
+      <w:r>
+        <w:t>InsufficientBalanceException</w:t>
+      </w:r>
+      <w:proofErr w:type="spellEnd"/>
+      <w:r>
+        <w:t>(</w:t>
+      </w:r>
+      <w:proofErr w:type="gramEnd"/>
     </w:p>
     <w:p>
       <w:r>
@@ -1128,13 +2010,31 @@
     </w:p>
     <w:p>
       <w:r>
-        <w:t xml:space="preserve">            wallet.deductMoney(amount);</w:t>
-      </w:r>
-    </w:p>
-    <w:p/>
-    <w:p>
-      <w:r>
-        <w:t xml:space="preserve">            System.out.println(</w:t>
+        <w:t xml:space="preserve">            </w:t>
+      </w:r>
+      <w:proofErr w:type="spellStart"/>
+      <w:proofErr w:type="gramStart"/>
+      <w:r>
+        <w:t>wallet.deductMoney</w:t>
+      </w:r>
+      <w:proofErr w:type="spellEnd"/>
+      <w:proofErr w:type="gramEnd"/>
+      <w:r>
+        <w:t>(amount);</w:t>
+      </w:r>
+    </w:p>
+    <w:p/>
+    <w:p>
+      <w:r>
+        <w:t xml:space="preserve">            </w:t>
+      </w:r>
+      <w:proofErr w:type="spellStart"/>
+      <w:r>
+        <w:t>System.out.println</w:t>
+      </w:r>
+      <w:proofErr w:type="spellEnd"/>
+      <w:r>
+        <w:t>(</w:t>
       </w:r>
     </w:p>
     <w:p>
@@ -1144,8 +2044,21 @@
     </w:p>
     <w:p>
       <w:r>
-        <w:t xml:space="preserve">                " made successfully to " + upiId</w:t>
-      </w:r>
+        <w:t xml:space="preserve">                " </w:t>
+      </w:r>
+      <w:proofErr w:type="gramStart"/>
+      <w:r>
+        <w:t>made</w:t>
+      </w:r>
+      <w:proofErr w:type="gramEnd"/>
+      <w:r>
+        <w:t xml:space="preserve"> successfully to " + </w:t>
+      </w:r>
+      <w:proofErr w:type="spellStart"/>
+      <w:r>
+        <w:t>upiId</w:t>
+      </w:r>
+      <w:proofErr w:type="spellEnd"/>
     </w:p>
     <w:p>
       <w:r>
@@ -1155,17 +2068,43 @@
     <w:p/>
     <w:p>
       <w:r>
-        <w:t xml:space="preserve">        } catch (InvalidUPIException e) {</w:t>
-      </w:r>
-    </w:p>
-    <w:p>
-      <w:r>
-        <w:t xml:space="preserve">            System.out.println(</w:t>
-      </w:r>
-    </w:p>
-    <w:p>
-      <w:r>
-        <w:t xml:space="preserve">                "Transaction Failed: " + e.getMessage()</w:t>
+        <w:t xml:space="preserve">        } catch (</w:t>
+      </w:r>
+      <w:proofErr w:type="spellStart"/>
+      <w:r>
+        <w:t>InvalidUPIException</w:t>
+      </w:r>
+      <w:proofErr w:type="spellEnd"/>
+      <w:r>
+        <w:t xml:space="preserve"> e) {</w:t>
+      </w:r>
+    </w:p>
+    <w:p>
+      <w:r>
+        <w:t xml:space="preserve">            </w:t>
+      </w:r>
+      <w:proofErr w:type="spellStart"/>
+      <w:r>
+        <w:t>System.out.println</w:t>
+      </w:r>
+      <w:proofErr w:type="spellEnd"/>
+      <w:r>
+        <w:t>(</w:t>
+      </w:r>
+    </w:p>
+    <w:p>
+      <w:r>
+        <w:t xml:space="preserve">                "Transaction Failed: " + </w:t>
+      </w:r>
+      <w:proofErr w:type="spellStart"/>
+      <w:proofErr w:type="gramStart"/>
+      <w:r>
+        <w:t>e.getMessage</w:t>
+      </w:r>
+      <w:proofErr w:type="spellEnd"/>
+      <w:proofErr w:type="gramEnd"/>
+      <w:r>
+        <w:t>()</w:t>
       </w:r>
     </w:p>
     <w:p>
@@ -1176,17 +2115,43 @@
     <w:p/>
     <w:p>
       <w:r>
-        <w:t xml:space="preserve">        } catch (InvalidAmountException e) {</w:t>
-      </w:r>
-    </w:p>
-    <w:p>
-      <w:r>
-        <w:t xml:space="preserve">            System.out.println(</w:t>
-      </w:r>
-    </w:p>
-    <w:p>
-      <w:r>
-        <w:t xml:space="preserve">                "Transaction Failed: " + e.getMessage()</w:t>
+        <w:t xml:space="preserve">        } catch (</w:t>
+      </w:r>
+      <w:proofErr w:type="spellStart"/>
+      <w:r>
+        <w:t>InvalidAmountException</w:t>
+      </w:r>
+      <w:proofErr w:type="spellEnd"/>
+      <w:r>
+        <w:t xml:space="preserve"> e) {</w:t>
+      </w:r>
+    </w:p>
+    <w:p>
+      <w:r>
+        <w:t xml:space="preserve">            </w:t>
+      </w:r>
+      <w:proofErr w:type="spellStart"/>
+      <w:r>
+        <w:t>System.out.println</w:t>
+      </w:r>
+      <w:proofErr w:type="spellEnd"/>
+      <w:r>
+        <w:t>(</w:t>
+      </w:r>
+    </w:p>
+    <w:p>
+      <w:r>
+        <w:t xml:space="preserve">                "Transaction Failed: " + </w:t>
+      </w:r>
+      <w:proofErr w:type="spellStart"/>
+      <w:proofErr w:type="gramStart"/>
+      <w:r>
+        <w:t>e.getMessage</w:t>
+      </w:r>
+      <w:proofErr w:type="spellEnd"/>
+      <w:proofErr w:type="gramEnd"/>
+      <w:r>
+        <w:t>()</w:t>
       </w:r>
     </w:p>
     <w:p>
@@ -1197,17 +2162,43 @@
     <w:p/>
     <w:p>
       <w:r>
-        <w:t xml:space="preserve">        } catch (InsufficientBalanceException e) {</w:t>
-      </w:r>
-    </w:p>
-    <w:p>
-      <w:r>
-        <w:t xml:space="preserve">            System.out.println(</w:t>
-      </w:r>
-    </w:p>
-    <w:p>
-      <w:r>
-        <w:t xml:space="preserve">                "Transaction Failed: " + e.getMessage()</w:t>
+        <w:t xml:space="preserve">        } catch (</w:t>
+      </w:r>
+      <w:proofErr w:type="spellStart"/>
+      <w:r>
+        <w:t>InsufficientBalanceException</w:t>
+      </w:r>
+      <w:proofErr w:type="spellEnd"/>
+      <w:r>
+        <w:t xml:space="preserve"> e) {</w:t>
+      </w:r>
+    </w:p>
+    <w:p>
+      <w:r>
+        <w:t xml:space="preserve">            </w:t>
+      </w:r>
+      <w:proofErr w:type="spellStart"/>
+      <w:r>
+        <w:t>System.out.println</w:t>
+      </w:r>
+      <w:proofErr w:type="spellEnd"/>
+      <w:r>
+        <w:t>(</w:t>
+      </w:r>
+    </w:p>
+    <w:p>
+      <w:r>
+        <w:t xml:space="preserve">                "Transaction Failed: " + </w:t>
+      </w:r>
+      <w:proofErr w:type="spellStart"/>
+      <w:proofErr w:type="gramStart"/>
+      <w:r>
+        <w:t>e.getMessage</w:t>
+      </w:r>
+      <w:proofErr w:type="spellEnd"/>
+      <w:proofErr w:type="gramEnd"/>
+      <w:r>
+        <w:t>()</w:t>
       </w:r>
     </w:p>
     <w:p>
@@ -1224,7 +2215,15 @@
     </w:p>
     <w:p>
       <w:r>
-        <w:t xml:space="preserve">            System.out.println(</w:t>
+        <w:t xml:space="preserve">            </w:t>
+      </w:r>
+      <w:proofErr w:type="spellStart"/>
+      <w:r>
+        <w:t>System.out.println</w:t>
+      </w:r>
+      <w:proofErr w:type="spellEnd"/>
+      <w:r>
+        <w:t>(</w:t>
       </w:r>
     </w:p>
     <w:p>
@@ -1260,17 +2259,48 @@
     </w:p>
     <w:p>
       <w:r>
-        <w:t xml:space="preserve">    public void checkBalance() {</w:t>
-      </w:r>
-    </w:p>
-    <w:p>
-      <w:r>
-        <w:t xml:space="preserve">        System.out.println(</w:t>
-      </w:r>
-    </w:p>
-    <w:p>
-      <w:r>
-        <w:t xml:space="preserve">            "Available Balance: " + wallet.getBalance()</w:t>
+        <w:t xml:space="preserve">    public void </w:t>
+      </w:r>
+      <w:proofErr w:type="spellStart"/>
+      <w:proofErr w:type="gramStart"/>
+      <w:r>
+        <w:t>checkBalance</w:t>
+      </w:r>
+      <w:proofErr w:type="spellEnd"/>
+      <w:r>
+        <w:t>(</w:t>
+      </w:r>
+      <w:proofErr w:type="gramEnd"/>
+      <w:r>
+        <w:t>) {</w:t>
+      </w:r>
+    </w:p>
+    <w:p>
+      <w:r>
+        <w:t xml:space="preserve">        </w:t>
+      </w:r>
+      <w:proofErr w:type="spellStart"/>
+      <w:r>
+        <w:t>System.out.println</w:t>
+      </w:r>
+      <w:proofErr w:type="spellEnd"/>
+      <w:r>
+        <w:t>(</w:t>
+      </w:r>
+    </w:p>
+    <w:p>
+      <w:r>
+        <w:t xml:space="preserve">            "Available Balance: " + </w:t>
+      </w:r>
+      <w:proofErr w:type="spellStart"/>
+      <w:proofErr w:type="gramStart"/>
+      <w:r>
+        <w:t>wallet.getBalance</w:t>
+      </w:r>
+      <w:proofErr w:type="spellEnd"/>
+      <w:proofErr w:type="gramEnd"/>
+      <w:r>
+        <w:t>()</w:t>
       </w:r>
     </w:p>
     <w:p>
@@ -1296,13 +2326,37 @@
     </w:p>
     <w:p>
       <w:r>
-        <w:t>public class DigitalPaymentDemo {</w:t>
-      </w:r>
-    </w:p>
-    <w:p/>
-    <w:p>
-      <w:r>
-        <w:t xml:space="preserve">    public static void main(String[] args) {</w:t>
+        <w:t xml:space="preserve">public class </w:t>
+      </w:r>
+      <w:proofErr w:type="spellStart"/>
+      <w:r>
+        <w:t>DigitalPaymentDemo</w:t>
+      </w:r>
+      <w:proofErr w:type="spellEnd"/>
+      <w:r>
+        <w:t xml:space="preserve"> {</w:t>
+      </w:r>
+    </w:p>
+    <w:p/>
+    <w:p>
+      <w:r>
+        <w:t xml:space="preserve">    public static void </w:t>
+      </w:r>
+      <w:proofErr w:type="gramStart"/>
+      <w:r>
+        <w:t>main(String[</w:t>
+      </w:r>
+      <w:proofErr w:type="gramEnd"/>
+      <w:r>
+        <w:t xml:space="preserve">] </w:t>
+      </w:r>
+      <w:proofErr w:type="spellStart"/>
+      <w:r>
+        <w:t>args</w:t>
+      </w:r>
+      <w:proofErr w:type="spellEnd"/>
+      <w:r>
+        <w:t>) {</w:t>
       </w:r>
     </w:p>
     <w:p/>
@@ -1313,8 +2367,21 @@
     </w:p>
     <w:p>
       <w:r>
-        <w:t xml:space="preserve">        Wallet wallet = new Wallet(</w:t>
-      </w:r>
+        <w:t xml:space="preserve">        Wallet </w:t>
+      </w:r>
+      <w:proofErr w:type="spellStart"/>
+      <w:r>
+        <w:t>wallet</w:t>
+      </w:r>
+      <w:proofErr w:type="spellEnd"/>
+      <w:r>
+        <w:t xml:space="preserve"> = new </w:t>
+      </w:r>
+      <w:proofErr w:type="gramStart"/>
+      <w:r>
+        <w:t>Wallet(</w:t>
+      </w:r>
+      <w:proofErr w:type="gramEnd"/>
     </w:p>
     <w:p>
       <w:r>
@@ -1328,7 +2395,15 @@
     </w:p>
     <w:p>
       <w:r>
-        <w:t xml:space="preserve">            "manu@upi",</w:t>
+        <w:t xml:space="preserve">            "</w:t>
+      </w:r>
+      <w:proofErr w:type="spellStart"/>
+      <w:r>
+        <w:t>manu@upi</w:t>
+      </w:r>
+      <w:proofErr w:type="spellEnd"/>
+      <w:r>
+        <w:t>",</w:t>
       </w:r>
     </w:p>
     <w:p>
@@ -1349,7 +2424,23 @@
     </w:p>
     <w:p>
       <w:r>
-        <w:t xml:space="preserve">        UPIPayment payment = new UPIPayment(wallet);</w:t>
+        <w:t xml:space="preserve">        </w:t>
+      </w:r>
+      <w:proofErr w:type="spellStart"/>
+      <w:r>
+        <w:t>UPIPayment</w:t>
+      </w:r>
+      <w:proofErr w:type="spellEnd"/>
+      <w:r>
+        <w:t xml:space="preserve"> payment = new </w:t>
+      </w:r>
+      <w:proofErr w:type="spellStart"/>
+      <w:r>
+        <w:t>UPIPayment</w:t>
+      </w:r>
+      <w:proofErr w:type="spellEnd"/>
+      <w:r>
+        <w:t>(wallet);</w:t>
       </w:r>
     </w:p>
     <w:p/>
@@ -1360,13 +2451,31 @@
     </w:p>
     <w:p>
       <w:r>
-        <w:t xml:space="preserve">        wallet.displayWalletDetails();</w:t>
-      </w:r>
-    </w:p>
-    <w:p/>
-    <w:p>
-      <w:r>
-        <w:t xml:space="preserve">        System.out.println("\n----- Add Money -----");</w:t>
+        <w:t xml:space="preserve">        </w:t>
+      </w:r>
+      <w:proofErr w:type="spellStart"/>
+      <w:proofErr w:type="gramStart"/>
+      <w:r>
+        <w:t>wallet.displayWalletDetails</w:t>
+      </w:r>
+      <w:proofErr w:type="spellEnd"/>
+      <w:proofErr w:type="gramEnd"/>
+      <w:r>
+        <w:t>();</w:t>
+      </w:r>
+    </w:p>
+    <w:p/>
+    <w:p>
+      <w:r>
+        <w:t xml:space="preserve">        </w:t>
+      </w:r>
+      <w:proofErr w:type="spellStart"/>
+      <w:r>
+        <w:t>System.out.println</w:t>
+      </w:r>
+      <w:proofErr w:type="spellEnd"/>
+      <w:r>
+        <w:t>("\n----- Add Money -----");</w:t>
       </w:r>
     </w:p>
     <w:p/>
@@ -1377,17 +2486,53 @@
     </w:p>
     <w:p>
       <w:r>
-        <w:t xml:space="preserve">            wallet.addMoney(2000);</w:t>
-      </w:r>
-    </w:p>
-    <w:p>
-      <w:r>
-        <w:t xml:space="preserve">        } catch (InvalidAmountException e) {</w:t>
-      </w:r>
-    </w:p>
-    <w:p>
-      <w:r>
-        <w:t xml:space="preserve">            System.out.println(e.getMessage());</w:t>
+        <w:t xml:space="preserve">            </w:t>
+      </w:r>
+      <w:proofErr w:type="spellStart"/>
+      <w:proofErr w:type="gramStart"/>
+      <w:r>
+        <w:t>wallet.addMoney</w:t>
+      </w:r>
+      <w:proofErr w:type="spellEnd"/>
+      <w:proofErr w:type="gramEnd"/>
+      <w:r>
+        <w:t>(2000);</w:t>
+      </w:r>
+    </w:p>
+    <w:p>
+      <w:r>
+        <w:t xml:space="preserve">        } catch (</w:t>
+      </w:r>
+      <w:proofErr w:type="spellStart"/>
+      <w:r>
+        <w:t>InvalidAmountException</w:t>
+      </w:r>
+      <w:proofErr w:type="spellEnd"/>
+      <w:r>
+        <w:t xml:space="preserve"> e) {</w:t>
+      </w:r>
+    </w:p>
+    <w:p>
+      <w:r>
+        <w:t xml:space="preserve">            </w:t>
+      </w:r>
+      <w:proofErr w:type="spellStart"/>
+      <w:r>
+        <w:t>System.out.println</w:t>
+      </w:r>
+      <w:proofErr w:type="spellEnd"/>
+      <w:r>
+        <w:t>(</w:t>
+      </w:r>
+      <w:proofErr w:type="spellStart"/>
+      <w:proofErr w:type="gramStart"/>
+      <w:r>
+        <w:t>e.getMessage</w:t>
+      </w:r>
+      <w:proofErr w:type="spellEnd"/>
+      <w:proofErr w:type="gramEnd"/>
+      <w:r>
+        <w:t>());</w:t>
       </w:r>
     </w:p>
     <w:p>
@@ -1398,79 +2543,257 @@
     <w:p/>
     <w:p>
       <w:r>
-        <w:t xml:space="preserve">        System.out.println("\n----- Check Balance -----");</w:t>
-      </w:r>
-    </w:p>
-    <w:p>
-      <w:r>
-        <w:t xml:space="preserve">        payment.checkBalance();</w:t>
-      </w:r>
-    </w:p>
-    <w:p/>
-    <w:p>
-      <w:r>
-        <w:t xml:space="preserve">        System.out.println("\n----- UPI Payment -----");</w:t>
-      </w:r>
-    </w:p>
-    <w:p>
-      <w:r>
-        <w:t xml:space="preserve">        payment.pay("anu@upi", 3000);</w:t>
-      </w:r>
-    </w:p>
-    <w:p/>
-    <w:p>
-      <w:r>
-        <w:t xml:space="preserve">        System.out.println("\n----- Invalid UPI Test -----");</w:t>
-      </w:r>
-    </w:p>
-    <w:p>
-      <w:r>
-        <w:t xml:space="preserve">        payment.pay("anuupi", 500);</w:t>
-      </w:r>
-    </w:p>
-    <w:p/>
-    <w:p>
-      <w:r>
-        <w:t xml:space="preserve">        System.out.println("\n----- Invalid Amount Test -----");</w:t>
-      </w:r>
-    </w:p>
-    <w:p>
-      <w:r>
-        <w:t xml:space="preserve">        payment.pay("anu@upi", -100);</w:t>
-      </w:r>
-    </w:p>
-    <w:p/>
-    <w:p>
-      <w:r>
-        <w:t xml:space="preserve">        System.out.println("\n----- Insufficient Balance Test -----");</w:t>
+        <w:t xml:space="preserve">        </w:t>
+      </w:r>
+      <w:proofErr w:type="spellStart"/>
+      <w:r>
+        <w:t>System.out.println</w:t>
+      </w:r>
+      <w:proofErr w:type="spellEnd"/>
+      <w:r>
+        <w:t>("\n----- Check Balance -----");</w:t>
+      </w:r>
+    </w:p>
+    <w:p>
+      <w:r>
+        <w:t xml:space="preserve">        </w:t>
+      </w:r>
+      <w:proofErr w:type="spellStart"/>
+      <w:proofErr w:type="gramStart"/>
+      <w:r>
+        <w:t>payment.checkBalance</w:t>
+      </w:r>
+      <w:proofErr w:type="spellEnd"/>
+      <w:proofErr w:type="gramEnd"/>
+      <w:r>
+        <w:t>();</w:t>
+      </w:r>
+    </w:p>
+    <w:p/>
+    <w:p>
+      <w:r>
+        <w:t xml:space="preserve">        </w:t>
+      </w:r>
+      <w:proofErr w:type="spellStart"/>
+      <w:r>
+        <w:t>System.out.println</w:t>
+      </w:r>
+      <w:proofErr w:type="spellEnd"/>
+      <w:r>
+        <w:t>("\n----- UPI Payment -----");</w:t>
+      </w:r>
+    </w:p>
+    <w:p>
+      <w:r>
+        <w:t xml:space="preserve">        </w:t>
+      </w:r>
+      <w:proofErr w:type="spellStart"/>
+      <w:proofErr w:type="gramStart"/>
+      <w:r>
+        <w:t>payment.pay</w:t>
+      </w:r>
+      <w:proofErr w:type="spellEnd"/>
+      <w:r>
+        <w:t>(</w:t>
+      </w:r>
+      <w:proofErr w:type="gramEnd"/>
+      <w:r>
+        <w:t>"</w:t>
+      </w:r>
+      <w:proofErr w:type="spellStart"/>
+      <w:r>
+        <w:t>anu@upi</w:t>
+      </w:r>
+      <w:proofErr w:type="spellEnd"/>
+      <w:r>
+        <w:t>", 3000);</w:t>
+      </w:r>
+    </w:p>
+    <w:p/>
+    <w:p>
+      <w:r>
+        <w:t xml:space="preserve">        </w:t>
+      </w:r>
+      <w:proofErr w:type="spellStart"/>
+      <w:r>
+        <w:t>System.out.println</w:t>
+      </w:r>
+      <w:proofErr w:type="spellEnd"/>
+      <w:r>
+        <w:t>("\n----- Invalid UPI Test -----");</w:t>
+      </w:r>
+    </w:p>
+    <w:p>
+      <w:r>
+        <w:t xml:space="preserve">        </w:t>
+      </w:r>
+      <w:proofErr w:type="spellStart"/>
+      <w:proofErr w:type="gramStart"/>
+      <w:r>
+        <w:t>payment.pay</w:t>
+      </w:r>
+      <w:proofErr w:type="spellEnd"/>
+      <w:r>
+        <w:t>(</w:t>
+      </w:r>
+      <w:proofErr w:type="gramEnd"/>
+      <w:r>
+        <w:t>"</w:t>
+      </w:r>
+      <w:proofErr w:type="spellStart"/>
+      <w:r>
+        <w:t>anuupi</w:t>
+      </w:r>
+      <w:proofErr w:type="spellEnd"/>
+      <w:r>
+        <w:t>", 500);</w:t>
+      </w:r>
+    </w:p>
+    <w:p/>
+    <w:p>
+      <w:r>
+        <w:t xml:space="preserve">        </w:t>
+      </w:r>
+      <w:proofErr w:type="spellStart"/>
+      <w:r>
+        <w:t>System.out.println</w:t>
+      </w:r>
+      <w:proofErr w:type="spellEnd"/>
+      <w:r>
+        <w:t>("\n----- Invalid Amount Test -----");</w:t>
+      </w:r>
+    </w:p>
+    <w:p>
+      <w:r>
+        <w:t xml:space="preserve">        </w:t>
+      </w:r>
+      <w:proofErr w:type="spellStart"/>
+      <w:proofErr w:type="gramStart"/>
+      <w:r>
+        <w:t>payment.pay</w:t>
+      </w:r>
+      <w:proofErr w:type="spellEnd"/>
+      <w:r>
+        <w:t>(</w:t>
+      </w:r>
+      <w:proofErr w:type="gramEnd"/>
+      <w:r>
+        <w:t>"</w:t>
+      </w:r>
+      <w:proofErr w:type="spellStart"/>
+      <w:r>
+        <w:t>anu@upi</w:t>
+      </w:r>
+      <w:proofErr w:type="spellEnd"/>
+      <w:r>
+        <w:t>", -100);</w:t>
+      </w:r>
+    </w:p>
+    <w:p/>
+    <w:p>
+      <w:r>
+        <w:t xml:space="preserve">        </w:t>
+      </w:r>
+      <w:proofErr w:type="spellStart"/>
+      <w:r>
+        <w:t>System.out.println</w:t>
+      </w:r>
+      <w:proofErr w:type="spellEnd"/>
+      <w:r>
+        <w:t>("\n----- Insufficient Balance Test -----");</w:t>
       </w:r>
     </w:p>
     <w:p>
       <w:r>
         <w:lastRenderedPageBreak/>
-        <w:t xml:space="preserve">        payment.pay("anu@upi", 10000);</w:t>
-      </w:r>
-    </w:p>
-    <w:p/>
-    <w:p>
-      <w:r>
-        <w:t xml:space="preserve">        System.out.println("\n----- Final Wallet Details -----");</w:t>
-      </w:r>
-    </w:p>
-    <w:p>
-      <w:r>
-        <w:t xml:space="preserve">        wallet.displayWalletDetails();</w:t>
-      </w:r>
-    </w:p>
-    <w:p/>
-    <w:p>
-      <w:r>
-        <w:t xml:space="preserve">        System.out.println(</w:t>
-      </w:r>
-    </w:p>
-    <w:p>
-      <w:r>
-        <w:t xml:space="preserve">            "\nFinal Wallet Balance: " + wallet.getBalance()</w:t>
+        <w:t xml:space="preserve">        </w:t>
+      </w:r>
+      <w:proofErr w:type="spellStart"/>
+      <w:proofErr w:type="gramStart"/>
+      <w:r>
+        <w:t>payment.pay</w:t>
+      </w:r>
+      <w:proofErr w:type="spellEnd"/>
+      <w:r>
+        <w:t>(</w:t>
+      </w:r>
+      <w:proofErr w:type="gramEnd"/>
+      <w:r>
+        <w:t>"</w:t>
+      </w:r>
+      <w:proofErr w:type="spellStart"/>
+      <w:r>
+        <w:t>anu@upi</w:t>
+      </w:r>
+      <w:proofErr w:type="spellEnd"/>
+      <w:r>
+        <w:t>", 10000);</w:t>
+      </w:r>
+    </w:p>
+    <w:p/>
+    <w:p>
+      <w:r>
+        <w:t xml:space="preserve">        </w:t>
+      </w:r>
+      <w:proofErr w:type="spellStart"/>
+      <w:r>
+        <w:t>System.out.println</w:t>
+      </w:r>
+      <w:proofErr w:type="spellEnd"/>
+      <w:r>
+        <w:t>("\n----- Final Wallet Details -----");</w:t>
+      </w:r>
+    </w:p>
+    <w:p>
+      <w:r>
+        <w:t xml:space="preserve">        </w:t>
+      </w:r>
+      <w:proofErr w:type="spellStart"/>
+      <w:proofErr w:type="gramStart"/>
+      <w:r>
+        <w:t>wallet.displayWalletDetails</w:t>
+      </w:r>
+      <w:proofErr w:type="spellEnd"/>
+      <w:proofErr w:type="gramEnd"/>
+      <w:r>
+        <w:t>();</w:t>
+      </w:r>
+    </w:p>
+    <w:p/>
+    <w:p>
+      <w:r>
+        <w:t xml:space="preserve">        </w:t>
+      </w:r>
+      <w:proofErr w:type="spellStart"/>
+      <w:r>
+        <w:t>System.out.println</w:t>
+      </w:r>
+      <w:proofErr w:type="spellEnd"/>
+      <w:r>
+        <w:t>(</w:t>
+      </w:r>
+    </w:p>
+    <w:p>
+      <w:r>
+        <w:t xml:space="preserve">            "\</w:t>
+      </w:r>
+      <w:proofErr w:type="spellStart"/>
+      <w:r>
+        <w:t>nFinal</w:t>
+      </w:r>
+      <w:proofErr w:type="spellEnd"/>
+      <w:r>
+        <w:t xml:space="preserve"> Wallet Balance: " + </w:t>
+      </w:r>
+      <w:proofErr w:type="spellStart"/>
+      <w:proofErr w:type="gramStart"/>
+      <w:r>
+        <w:t>wallet.getBalance</w:t>
+      </w:r>
+      <w:proofErr w:type="spellEnd"/>
+      <w:proofErr w:type="gramEnd"/>
+      <w:r>
+        <w:t>()</w:t>
       </w:r>
     </w:p>
     <w:p>
@@ -1489,7 +2812,17 @@
       </w:r>
     </w:p>
     <w:p>
-      <w:r>
+      <w:pPr>
+        <w:rPr>
+          <w:b/>
+          <w:bCs/>
+        </w:rPr>
+      </w:pPr>
+      <w:r>
+        <w:rPr>
+          <w:b/>
+          <w:bCs/>
+        </w:rPr>
         <w:t>Output:</w:t>
       </w:r>
     </w:p>
@@ -2161,6 +3494,7 @@
   <w:style w:type="character" w:default="1" w:styleId="DefaultParagraphFont">
     <w:name w:val="Default Paragraph Font"/>
     <w:uiPriority w:val="1"/>
+    <w:semiHidden/>
     <w:unhideWhenUsed/>
   </w:style>
   <w:style w:type="table" w:default="1" w:styleId="TableNormal">
